--- a/Rapport/Portfolio Website Rapport.docx
+++ b/Rapport/Portfolio Website Rapport.docx
@@ -4,7 +4,15 @@
   <w:body>
     <w:p>
       <w:r>
-        <w:t>Portfolio Wbsite Designet i HTML og CSS</w:t>
+        <w:t xml:space="preserve">Portfolio </w:t>
+      </w:r>
+      <w:proofErr w:type="spellStart"/>
+      <w:r>
+        <w:t>Wbsite</w:t>
+      </w:r>
+      <w:proofErr w:type="spellEnd"/>
+      <w:r>
+        <w:t xml:space="preserve"> Designet i HTML og CSS</w:t>
       </w:r>
     </w:p>
     <w:p>
@@ -209,8 +217,13 @@
         <w:t>rid</w:t>
       </w:r>
       <w:r>
-        <w:t>. Helt logisk kan jeg bedre lige ideen om grid</w:t>
-      </w:r>
+        <w:t xml:space="preserve">. Helt logisk kan jeg bedre lige ideen om </w:t>
+      </w:r>
+      <w:proofErr w:type="spellStart"/>
+      <w:r>
+        <w:t>grid</w:t>
+      </w:r>
+      <w:proofErr w:type="spellEnd"/>
       <w:r>
         <w:t xml:space="preserve">, fordi det </w:t>
       </w:r>
@@ -221,7 +234,15 @@
         <w:t xml:space="preserve"> synes at det virker langt mere tilfældigt</w:t>
       </w:r>
       <w:r>
-        <w:t xml:space="preserve"> med flex. Det kan sagtens være at jeg tager fejl, og mi</w:t>
+        <w:t xml:space="preserve"> med </w:t>
+      </w:r>
+      <w:proofErr w:type="spellStart"/>
+      <w:r>
+        <w:t>flex</w:t>
+      </w:r>
+      <w:proofErr w:type="spellEnd"/>
+      <w:r>
+        <w:t>. Det kan sagtens være at jeg tager fejl, og mi</w:t>
       </w:r>
       <w:r>
         <w:t>n forestillingsevne holder også op med at være god</w:t>
@@ -236,7 +257,15 @@
         <w:t>ændre i</w:t>
       </w:r>
       <w:r>
-        <w:t xml:space="preserve"> grid-placeringer ved forskellige Media-størrelser.</w:t>
+        <w:t xml:space="preserve"> </w:t>
+      </w:r>
+      <w:proofErr w:type="spellStart"/>
+      <w:r>
+        <w:t>grid</w:t>
+      </w:r>
+      <w:proofErr w:type="spellEnd"/>
+      <w:r>
+        <w:t>-placeringer ved forskellige Media-størrelser.</w:t>
       </w:r>
       <w:r>
         <w:t xml:space="preserve"> Så det er en ting jeg vil undersøge nærmere inden næste gang jeg skal skrive </w:t>
@@ -248,19 +277,43 @@
         <w:t xml:space="preserve">For </w:t>
       </w:r>
       <w:r>
-        <w:t>jeg har haft meget lettere ved at komme i mål med en flex-struktur</w:t>
+        <w:t xml:space="preserve">jeg har haft meget lettere ved at komme i mål med en </w:t>
+      </w:r>
+      <w:proofErr w:type="spellStart"/>
+      <w:r>
+        <w:t>flex</w:t>
+      </w:r>
+      <w:proofErr w:type="spellEnd"/>
+      <w:r>
+        <w:t>-struktur</w:t>
       </w:r>
       <w:r>
         <w:t xml:space="preserve">, selvom det var mit ønske at designe det </w:t>
       </w:r>
       <w:r>
-        <w:t xml:space="preserve">på en grid-struktur. </w:t>
+        <w:t xml:space="preserve">på en </w:t>
+      </w:r>
+      <w:proofErr w:type="spellStart"/>
+      <w:r>
+        <w:t>grid</w:t>
+      </w:r>
+      <w:proofErr w:type="spellEnd"/>
+      <w:r>
+        <w:t xml:space="preserve">-struktur. </w:t>
       </w:r>
     </w:p>
     <w:p/>
     <w:p>
       <w:r>
-        <w:t>Media Screens:</w:t>
+        <w:t xml:space="preserve">Media </w:t>
+      </w:r>
+      <w:proofErr w:type="spellStart"/>
+      <w:r>
+        <w:t>Screens</w:t>
+      </w:r>
+      <w:proofErr w:type="spellEnd"/>
+      <w:r>
+        <w:t>:</w:t>
       </w:r>
     </w:p>
     <w:p>
@@ -293,11 +346,16 @@
         <w:t xml:space="preserve"> problemet, at marginerne </w:t>
       </w:r>
       <w:r>
-        <w:t>jo ikke flexe</w:t>
+        <w:t xml:space="preserve">jo ikke </w:t>
+      </w:r>
+      <w:proofErr w:type="spellStart"/>
+      <w:r>
+        <w:t>flexe</w:t>
       </w:r>
       <w:r>
         <w:t>r</w:t>
       </w:r>
+      <w:proofErr w:type="spellEnd"/>
       <w:r>
         <w:t xml:space="preserve"> med, når jeg g</w:t>
       </w:r>
@@ -355,7 +413,15 @@
         <w:t xml:space="preserve">er igen </w:t>
       </w:r>
       <w:r>
-        <w:t xml:space="preserve">først og fremmest en justering af størrelser, da mine flexelementer ikke alle kom til at flexe helt som jeg ønskede. </w:t>
+        <w:t xml:space="preserve">først og fremmest en justering af størrelser, da mine flexelementer ikke alle kom til at </w:t>
+      </w:r>
+      <w:proofErr w:type="spellStart"/>
+      <w:r>
+        <w:t>flexe</w:t>
+      </w:r>
+      <w:proofErr w:type="spellEnd"/>
+      <w:r>
+        <w:t xml:space="preserve"> helt som jeg ønskede. </w:t>
       </w:r>
     </w:p>
     <w:p>
@@ -376,12 +442,14 @@
           <w:u w:val="single"/>
         </w:rPr>
       </w:pPr>
+      <w:proofErr w:type="spellStart"/>
       <w:r>
         <w:rPr>
           <w:u w:val="single"/>
         </w:rPr>
         <w:t>Ændrinder</w:t>
       </w:r>
+      <w:proofErr w:type="spellEnd"/>
       <w:r>
         <w:rPr>
           <w:u w:val="single"/>
@@ -418,8 +486,13 @@
         <w:t>billeder og temaer</w:t>
       </w:r>
       <w:r>
-        <w:t xml:space="preserve"> i Figma</w:t>
-      </w:r>
+        <w:t xml:space="preserve"> i </w:t>
+      </w:r>
+      <w:proofErr w:type="spellStart"/>
+      <w:r>
+        <w:t>Figma</w:t>
+      </w:r>
+      <w:proofErr w:type="spellEnd"/>
       <w:r>
         <w:t xml:space="preserve">, og landede på </w:t>
       </w:r>
@@ -481,7 +554,31 @@
     </w:p>
     <w:p>
       <w:r>
-        <w:t xml:space="preserve">Git håndterer version control. Github er en webside der er et overlay. </w:t>
+        <w:t xml:space="preserve">Git håndterer version </w:t>
+      </w:r>
+      <w:proofErr w:type="spellStart"/>
+      <w:r>
+        <w:t>control</w:t>
+      </w:r>
+      <w:proofErr w:type="spellEnd"/>
+      <w:r>
+        <w:t xml:space="preserve">. </w:t>
+      </w:r>
+      <w:proofErr w:type="spellStart"/>
+      <w:r>
+        <w:t>Github</w:t>
+      </w:r>
+      <w:proofErr w:type="spellEnd"/>
+      <w:r>
+        <w:t xml:space="preserve"> er en webside der er et </w:t>
+      </w:r>
+      <w:proofErr w:type="spellStart"/>
+      <w:r>
+        <w:t>overlay</w:t>
+      </w:r>
+      <w:proofErr w:type="spellEnd"/>
+      <w:r>
+        <w:t xml:space="preserve">. </w:t>
       </w:r>
     </w:p>
     <w:p>
@@ -512,8 +609,21 @@
     </w:p>
     <w:p>
       <w:r>
-        <w:t>Local Reposatory vs. Remote Reposatory</w:t>
-      </w:r>
+        <w:t xml:space="preserve">Local </w:t>
+      </w:r>
+      <w:proofErr w:type="spellStart"/>
+      <w:r>
+        <w:t>Reposatory</w:t>
+      </w:r>
+      <w:proofErr w:type="spellEnd"/>
+      <w:r>
+        <w:t xml:space="preserve"> vs. Remote </w:t>
+      </w:r>
+      <w:proofErr w:type="spellStart"/>
+      <w:r>
+        <w:t>Reposatory</w:t>
+      </w:r>
+      <w:proofErr w:type="spellEnd"/>
     </w:p>
     <w:p>
       <w:r>
@@ -526,8 +636,13 @@
         <w:t>’</w:t>
       </w:r>
       <w:r>
-        <w:t>Local Reposatory</w:t>
-      </w:r>
+        <w:t xml:space="preserve">Local </w:t>
+      </w:r>
+      <w:proofErr w:type="spellStart"/>
+      <w:r>
+        <w:t>Reposatory</w:t>
+      </w:r>
+      <w:proofErr w:type="spellEnd"/>
       <w:r>
         <w:t>’</w:t>
       </w:r>
@@ -562,8 +677,13 @@
         <w:t>emote</w:t>
       </w:r>
       <w:r>
-        <w:t xml:space="preserve"> Reposatory</w:t>
-      </w:r>
+        <w:t xml:space="preserve"> </w:t>
+      </w:r>
+      <w:proofErr w:type="spellStart"/>
+      <w:r>
+        <w:t>Reposatory</w:t>
+      </w:r>
+      <w:proofErr w:type="spellEnd"/>
       <w:r>
         <w:t>’</w:t>
       </w:r>
@@ -584,9 +704,14 @@
       </w:r>
     </w:p>
     <w:p>
+      <w:proofErr w:type="spellStart"/>
       <w:r>
         <w:lastRenderedPageBreak/>
-        <w:t>Commit:</w:t>
+        <w:t>Commit</w:t>
+      </w:r>
+      <w:proofErr w:type="spellEnd"/>
+      <w:r>
+        <w:t>:</w:t>
       </w:r>
     </w:p>
     <w:p>
@@ -599,9 +724,11 @@
       <w:r>
         <w:t>’</w:t>
       </w:r>
+      <w:proofErr w:type="spellStart"/>
       <w:r>
         <w:t>commit</w:t>
       </w:r>
+      <w:proofErr w:type="spellEnd"/>
       <w:r>
         <w:t>’</w:t>
       </w:r>
@@ -626,9 +753,11 @@
       <w:r>
         <w:t>’</w:t>
       </w:r>
+      <w:proofErr w:type="spellStart"/>
       <w:r>
         <w:t>commits</w:t>
       </w:r>
+      <w:proofErr w:type="spellEnd"/>
       <w:r>
         <w:t>’</w:t>
       </w:r>
@@ -641,31 +770,67 @@
       <w:r>
         <w:t>’</w:t>
       </w:r>
+      <w:proofErr w:type="spellStart"/>
       <w:r>
         <w:t>commits</w:t>
       </w:r>
+      <w:proofErr w:type="spellEnd"/>
       <w:r>
         <w:t>’</w:t>
       </w:r>
       <w:r>
-        <w:t xml:space="preserve"> Locally og Remotely. </w:t>
-      </w:r>
-    </w:p>
-    <w:p>
-      <w:r>
-        <w:t>Github branches:</w:t>
-      </w:r>
-    </w:p>
-    <w:p>
-      <w:r>
-        <w:t xml:space="preserve">Core code er </w:t>
+        <w:t xml:space="preserve"> </w:t>
+      </w:r>
+      <w:proofErr w:type="spellStart"/>
+      <w:r>
+        <w:t>Locally</w:t>
+      </w:r>
+      <w:proofErr w:type="spellEnd"/>
+      <w:r>
+        <w:t xml:space="preserve"> og </w:t>
+      </w:r>
+      <w:proofErr w:type="spellStart"/>
+      <w:r>
+        <w:t>Remotely</w:t>
+      </w:r>
+      <w:proofErr w:type="spellEnd"/>
+      <w:r>
+        <w:t xml:space="preserve">. </w:t>
+      </w:r>
+    </w:p>
+    <w:p>
+      <w:proofErr w:type="spellStart"/>
+      <w:r>
+        <w:t>Github</w:t>
+      </w:r>
+      <w:proofErr w:type="spellEnd"/>
+      <w:r>
+        <w:t xml:space="preserve"> branches:</w:t>
+      </w:r>
+    </w:p>
+    <w:p>
+      <w:r>
+        <w:t xml:space="preserve">Core </w:t>
+      </w:r>
+      <w:proofErr w:type="spellStart"/>
+      <w:r>
+        <w:t>code</w:t>
+      </w:r>
+      <w:proofErr w:type="spellEnd"/>
+      <w:r>
+        <w:t xml:space="preserve"> er </w:t>
       </w:r>
       <w:r>
         <w:t>’</w:t>
       </w:r>
       <w:r>
-        <w:t>Master branch</w:t>
-      </w:r>
+        <w:t xml:space="preserve">Master </w:t>
+      </w:r>
+      <w:proofErr w:type="spellStart"/>
+      <w:r>
+        <w:t>branch</w:t>
+      </w:r>
+      <w:proofErr w:type="spellEnd"/>
       <w:r>
         <w:t>’</w:t>
       </w:r>
@@ -676,7 +841,15 @@
         <w:t>Vi skal ikke modificere</w:t>
       </w:r>
       <w:r>
-        <w:t xml:space="preserve"> ’Master Branch’ </w:t>
+        <w:t xml:space="preserve"> ’Master </w:t>
+      </w:r>
+      <w:proofErr w:type="spellStart"/>
+      <w:r>
+        <w:t>Branch</w:t>
+      </w:r>
+      <w:proofErr w:type="spellEnd"/>
+      <w:r>
+        <w:t xml:space="preserve">’ </w:t>
       </w:r>
       <w:r>
         <w:t>medmindre</w:t>
@@ -688,7 +861,15 @@
         <w:t xml:space="preserve"> </w:t>
       </w:r>
       <w:r>
-        <w:t xml:space="preserve">Vi kan lave en ny branch hvis vi skal lave en ny feature. Så kan </w:t>
+        <w:t xml:space="preserve">Vi kan lave en ny </w:t>
+      </w:r>
+      <w:proofErr w:type="spellStart"/>
+      <w:r>
+        <w:t>branch</w:t>
+      </w:r>
+      <w:proofErr w:type="spellEnd"/>
+      <w:r>
+        <w:t xml:space="preserve"> hvis vi skal lave en ny feature. Så kan </w:t>
       </w:r>
       <w:r>
         <w:t>man</w:t>
@@ -700,16 +881,26 @@
         <w:t>uden at redigere i ’</w:t>
       </w:r>
       <w:r>
-        <w:t>Master Branch</w:t>
-      </w:r>
+        <w:t xml:space="preserve">Master </w:t>
+      </w:r>
+      <w:proofErr w:type="spellStart"/>
+      <w:r>
+        <w:t>Branch</w:t>
+      </w:r>
+      <w:proofErr w:type="spellEnd"/>
       <w:r>
         <w:t>’</w:t>
       </w:r>
       <w:r>
         <w:t xml:space="preserve">. </w:t>
       </w:r>
-      <w:r>
-        <w:t>Branching s</w:t>
+      <w:proofErr w:type="spellStart"/>
+      <w:r>
+        <w:t>Branching</w:t>
+      </w:r>
+      <w:proofErr w:type="spellEnd"/>
+      <w:r>
+        <w:t xml:space="preserve"> s</w:t>
       </w:r>
       <w:r>
         <w:t xml:space="preserve">kal især bruges når man skal arbejde </w:t>
@@ -732,13 +923,29 @@
       </w:r>
       <w:proofErr w:type="gramEnd"/>
       <w:r>
-        <w:t xml:space="preserve"> kan man merge den ind i </w:t>
+        <w:t xml:space="preserve"> kan man </w:t>
+      </w:r>
+      <w:proofErr w:type="spellStart"/>
+      <w:r>
+        <w:t>merge</w:t>
+      </w:r>
+      <w:proofErr w:type="spellEnd"/>
+      <w:r>
+        <w:t xml:space="preserve"> den ind i </w:t>
       </w:r>
       <w:r>
         <w:t xml:space="preserve">sin </w:t>
       </w:r>
       <w:r>
-        <w:t>Master Branch.</w:t>
+        <w:t xml:space="preserve">Master </w:t>
+      </w:r>
+      <w:proofErr w:type="spellStart"/>
+      <w:r>
+        <w:t>Branch</w:t>
+      </w:r>
+      <w:proofErr w:type="spellEnd"/>
+      <w:r>
+        <w:t>.</w:t>
       </w:r>
     </w:p>
     <w:p>
@@ -765,7 +972,15 @@
         <w:t xml:space="preserve">Den største udfordring jeg havde, var </w:t>
       </w:r>
       <w:r>
-        <w:t xml:space="preserve">min tekstbox på Index siden. Fordi den skulle </w:t>
+        <w:t xml:space="preserve">min </w:t>
+      </w:r>
+      <w:proofErr w:type="spellStart"/>
+      <w:r>
+        <w:t>tekstbox</w:t>
+      </w:r>
+      <w:proofErr w:type="spellEnd"/>
+      <w:r>
+        <w:t xml:space="preserve"> på Index siden. Fordi den skulle </w:t>
       </w:r>
       <w:r>
         <w:t xml:space="preserve">være en 45grader roteret kvadrat, </w:t>
@@ -783,16 +998,37 @@
         <w:t xml:space="preserve">Men fordi teksten også roterede og det var noget rod, </w:t>
       </w:r>
       <w:r>
-        <w:t xml:space="preserve">hvis den var et child-element af tekstboxen – og fordi </w:t>
+        <w:t xml:space="preserve">hvis den var et child-element af </w:t>
+      </w:r>
+      <w:proofErr w:type="spellStart"/>
+      <w:r>
+        <w:t>tekstboxen</w:t>
+      </w:r>
+      <w:proofErr w:type="spellEnd"/>
+      <w:r>
+        <w:t xml:space="preserve"> – og fordi </w:t>
       </w:r>
       <w:r>
         <w:t xml:space="preserve">placeringen af </w:t>
       </w:r>
-      <w:r>
-        <w:t xml:space="preserve">tekstboxen var bøvlet når akserne var roteret 45grader, valgte jeg at </w:t>
-      </w:r>
-      <w:r>
-        <w:t>bygge en overordnet div til det hele, som ikke roterede, og så lade boksen og teksten begge være et child af den</w:t>
+      <w:proofErr w:type="spellStart"/>
+      <w:r>
+        <w:t>tekstboxen</w:t>
+      </w:r>
+      <w:proofErr w:type="spellEnd"/>
+      <w:r>
+        <w:t xml:space="preserve"> var bøvlet når akserne var roteret 45grader, valgte jeg at </w:t>
+      </w:r>
+      <w:r>
+        <w:t xml:space="preserve">bygge en overordnet div til det hele, som ikke roterede, og så lade boksen og teksten begge være et </w:t>
+      </w:r>
+      <w:proofErr w:type="spellStart"/>
+      <w:r>
+        <w:t>child</w:t>
+      </w:r>
+      <w:proofErr w:type="spellEnd"/>
+      <w:r>
+        <w:t xml:space="preserve"> af den</w:t>
       </w:r>
       <w:r>
         <w:t>. Boksen er lavet i to lag, for at få det tre forskellige farver</w:t>
@@ -806,13 +1042,37 @@
         <w:t xml:space="preserve">Næste udfordring var skærmstørrelserne. Jeg kunne ikke få min </w:t>
       </w:r>
       <w:r>
-        <w:t>overordnede div til at flexe i størrelsen, så jeg måtte lave flere @Media Screens med størrelses og placerings</w:t>
+        <w:t xml:space="preserve">overordnede div til at </w:t>
+      </w:r>
+      <w:proofErr w:type="spellStart"/>
+      <w:r>
+        <w:t>flexe</w:t>
+      </w:r>
+      <w:proofErr w:type="spellEnd"/>
+      <w:r>
+        <w:t xml:space="preserve"> i størrelsen, så jeg måtte lave flere @Media </w:t>
+      </w:r>
+      <w:proofErr w:type="spellStart"/>
+      <w:r>
+        <w:t>Screens</w:t>
+      </w:r>
+      <w:proofErr w:type="spellEnd"/>
+      <w:r>
+        <w:t xml:space="preserve"> med størrelses og placerings</w:t>
       </w:r>
       <w:r>
         <w:t xml:space="preserve"> justeringer. </w:t>
       </w:r>
       <w:r>
-        <w:t xml:space="preserve">Jeg synes generelt jeg har haft sværere ved flex-elementer end jeg havde håbet. Og jeg føler jeg har prøvet alt. </w:t>
+        <w:t xml:space="preserve">Jeg synes generelt jeg har haft sværere ved </w:t>
+      </w:r>
+      <w:proofErr w:type="spellStart"/>
+      <w:r>
+        <w:t>flex</w:t>
+      </w:r>
+      <w:proofErr w:type="spellEnd"/>
+      <w:r>
+        <w:t xml:space="preserve">-elementer end jeg havde håbet. Og jeg føler jeg har prøvet alt. </w:t>
       </w:r>
       <w:r>
         <w:br/>
@@ -848,7 +1108,15 @@
         <w:t>. J</w:t>
       </w:r>
       <w:r>
-        <w:t xml:space="preserve">eg valgte at rotere billedet 45grader i indesign så jeg kunne rotere det tilbage i </w:t>
+        <w:t xml:space="preserve">eg valgte at rotere billedet 45grader i </w:t>
+      </w:r>
+      <w:proofErr w:type="spellStart"/>
+      <w:r>
+        <w:t>indesign</w:t>
+      </w:r>
+      <w:proofErr w:type="spellEnd"/>
+      <w:r>
+        <w:t xml:space="preserve"> så jeg kunne rotere det tilbage i </w:t>
       </w:r>
       <w:r>
         <w:t xml:space="preserve">CSS. </w:t>
@@ -1116,10 +1384,26 @@
     <w:p>
       <w:r>
         <w:lastRenderedPageBreak/>
-        <w:t xml:space="preserve">Derudover har det fået mig til at værdsætte et program som Figma mere. Det er </w:t>
-      </w:r>
-      <w:r>
-        <w:t xml:space="preserve">meget nemmere at arbejde i HTML og CSS når man har en idé om målet, og det er meget hurtigere at visualisere i Figma. </w:t>
+        <w:t xml:space="preserve">Derudover har det fået mig til at værdsætte et program som </w:t>
+      </w:r>
+      <w:proofErr w:type="spellStart"/>
+      <w:r>
+        <w:t>Figma</w:t>
+      </w:r>
+      <w:proofErr w:type="spellEnd"/>
+      <w:r>
+        <w:t xml:space="preserve"> mere. Det er </w:t>
+      </w:r>
+      <w:r>
+        <w:t xml:space="preserve">meget nemmere at arbejde i HTML og CSS når man har en idé om målet, og det er meget hurtigere at visualisere i </w:t>
+      </w:r>
+      <w:proofErr w:type="spellStart"/>
+      <w:r>
+        <w:t>Figma</w:t>
+      </w:r>
+      <w:proofErr w:type="spellEnd"/>
+      <w:r>
+        <w:t xml:space="preserve">. </w:t>
       </w:r>
       <w:r>
         <w:t>Så jeg kommer formentli</w:t>
